--- a/Build_form_QALXESS-2.docx
+++ b/Build_form_QALXESS-2.docx
@@ -149,7 +149,7 @@
             <w:placeholder>
               <w:docPart w:val="DefaultPlaceholder_-1854013437"/>
             </w:placeholder>
-            <w:date w:fullDate="2026-04-20T00:00:00Z">
+            <w:date w:fullDate="2026-06-09T00:00:00Z">
               <w:dateFormat w:val="dd MMMM yyyy"/>
               <w:lid w:val="en-GB"/>
               <w:storeMappedDataAs w:val="dateTime"/>
@@ -177,14 +177,7 @@
                     <w:sz w:val="22"/>
                     <w:szCs w:val="22"/>
                   </w:rPr>
-                  <w:t>2</w:t>
-                </w:r>
-                <w:r>
-                  <w:rPr>
-                    <w:sz w:val="22"/>
-                    <w:szCs w:val="22"/>
-                  </w:rPr>
-                  <w:t>0</w:t>
+                  <w:t>09</w:t>
                 </w:r>
                 <w:r>
                   <w:rPr>
@@ -198,7 +191,7 @@
                     <w:sz w:val="22"/>
                     <w:szCs w:val="22"/>
                   </w:rPr>
-                  <w:t>April</w:t>
+                  <w:t>June</w:t>
                 </w:r>
                 <w:r>
                   <w:rPr>
@@ -673,7 +666,32 @@
               <w:rPr>
                 <w:sz w:val="24"/>
               </w:rPr>
-              <w:t>Next running of course April/May 2026</w:t>
+              <w:t xml:space="preserve">Next running of course </w:t>
+            </w:r>
+            <w:r>
+              <w:rPr>
+                <w:sz w:val="24"/>
+              </w:rPr>
+              <w:t>June 15</w:t>
+            </w:r>
+            <w:r>
+              <w:rPr>
+                <w:sz w:val="24"/>
+                <w:vertAlign w:val="superscript"/>
+              </w:rPr>
+              <w:t>th</w:t>
+            </w:r>
+            <w:r>
+              <w:rPr>
+                <w:sz w:val="24"/>
+              </w:rPr>
+              <w:t xml:space="preserve"> </w:t>
+            </w:r>
+            <w:r>
+              <w:rPr>
+                <w:sz w:val="24"/>
+              </w:rPr>
+              <w:t>2026</w:t>
             </w:r>
           </w:p>
         </w:tc>
@@ -1359,15 +1377,7 @@
         <w:t>,</w:t>
       </w:r>
       <w:r>
-        <w:t xml:space="preserve"> </w:t>
-      </w:r>
-      <w:proofErr w:type="spellStart"/>
-      <w:r>
-        <w:t>Jupyter</w:t>
-      </w:r>
-      <w:proofErr w:type="spellEnd"/>
-      <w:r>
-        <w:t xml:space="preserve"> Notebooks, Excel files) that can’t be printed or supported on Mimeo; these should be shared with learners by the instructor</w:t>
+        <w:t xml:space="preserve"> Jupyter Notebooks, Excel files) that can’t be printed or supported on Mimeo; these should be shared with learners by the instructor</w:t>
       </w:r>
       <w:r>
         <w:t>.</w:t>
@@ -1993,7 +2003,21 @@
                             <w:color w:val="auto"/>
                             <w:sz w:val="24"/>
                           </w:rPr>
-                          <w:t xml:space="preserve"> – BASH.pptx</w:t>
+                          <w:t xml:space="preserve"> – </w:t>
+                        </w:r>
+                        <w:r>
+                          <w:rPr>
+                            <w:color w:val="auto"/>
+                            <w:sz w:val="24"/>
+                          </w:rPr>
+                          <w:t xml:space="preserve">Working with </w:t>
+                        </w:r>
+                        <w:r>
+                          <w:rPr>
+                            <w:color w:val="auto"/>
+                            <w:sz w:val="24"/>
+                          </w:rPr>
+                          <w:t>BASH.pptx</w:t>
                         </w:r>
                       </w:p>
                       <w:p>
@@ -2031,7 +2055,21 @@
                             <w:color w:val="auto"/>
                             <w:sz w:val="24"/>
                           </w:rPr>
-                          <w:t xml:space="preserve"> – BASH Environment.pptx</w:t>
+                          <w:t xml:space="preserve"> – </w:t>
+                        </w:r>
+                        <w:r>
+                          <w:rPr>
+                            <w:color w:val="auto"/>
+                            <w:sz w:val="24"/>
+                          </w:rPr>
+                          <w:t xml:space="preserve">Customising the </w:t>
+                        </w:r>
+                        <w:r>
+                          <w:rPr>
+                            <w:color w:val="auto"/>
+                            <w:sz w:val="24"/>
+                          </w:rPr>
+                          <w:t>BASH Environment.pptx</w:t>
                         </w:r>
                       </w:p>
                       <w:p>
@@ -2069,7 +2107,21 @@
                             <w:color w:val="auto"/>
                             <w:sz w:val="24"/>
                           </w:rPr>
-                          <w:t xml:space="preserve"> – Who is the Boss.pptx</w:t>
+                          <w:t xml:space="preserve"> – W</w:t>
+                        </w:r>
+                        <w:r>
+                          <w:rPr>
+                            <w:color w:val="auto"/>
+                            <w:sz w:val="24"/>
+                          </w:rPr>
+                          <w:t>orking with Elevated Privileges</w:t>
+                        </w:r>
+                        <w:r>
+                          <w:rPr>
+                            <w:color w:val="auto"/>
+                            <w:sz w:val="24"/>
+                          </w:rPr>
+                          <w:t>.pptx</w:t>
                         </w:r>
                       </w:p>
                       <w:p>
@@ -2107,7 +2159,21 @@
                             <w:color w:val="auto"/>
                             <w:sz w:val="24"/>
                           </w:rPr>
-                          <w:t xml:space="preserve"> – Data Stream.pptx</w:t>
+                          <w:t xml:space="preserve"> – </w:t>
+                        </w:r>
+                        <w:r>
+                          <w:rPr>
+                            <w:color w:val="auto"/>
+                            <w:sz w:val="24"/>
+                          </w:rPr>
+                          <w:t xml:space="preserve">Managing </w:t>
+                        </w:r>
+                        <w:r>
+                          <w:rPr>
+                            <w:color w:val="auto"/>
+                            <w:sz w:val="24"/>
+                          </w:rPr>
+                          <w:t>Data Stream.pptx</w:t>
                         </w:r>
                       </w:p>
                       <w:p>
@@ -2145,7 +2211,21 @@
                             <w:color w:val="auto"/>
                             <w:sz w:val="24"/>
                           </w:rPr>
-                          <w:t xml:space="preserve"> – Processes.pptx</w:t>
+                          <w:t xml:space="preserve"> – </w:t>
+                        </w:r>
+                        <w:r>
+                          <w:rPr>
+                            <w:color w:val="auto"/>
+                            <w:sz w:val="24"/>
+                          </w:rPr>
+                          <w:t xml:space="preserve">Managing </w:t>
+                        </w:r>
+                        <w:r>
+                          <w:rPr>
+                            <w:color w:val="auto"/>
+                            <w:sz w:val="24"/>
+                          </w:rPr>
+                          <w:t>Processes.pptx</w:t>
                         </w:r>
                       </w:p>
                       <w:p>
@@ -2183,7 +2263,21 @@
                             <w:color w:val="auto"/>
                             <w:sz w:val="24"/>
                           </w:rPr>
-                          <w:t xml:space="preserve"> – Job Control.pptx</w:t>
+                          <w:t xml:space="preserve"> – Job Control</w:t>
+                        </w:r>
+                        <w:r>
+                          <w:rPr>
+                            <w:color w:val="auto"/>
+                            <w:sz w:val="24"/>
+                          </w:rPr>
+                          <w:t xml:space="preserve"> and Scheduling</w:t>
+                        </w:r>
+                        <w:r>
+                          <w:rPr>
+                            <w:color w:val="auto"/>
+                            <w:sz w:val="24"/>
+                          </w:rPr>
+                          <w:t>.pptx</w:t>
                         </w:r>
                       </w:p>
                       <w:p>
@@ -2221,7 +2315,21 @@
                             <w:color w:val="auto"/>
                             <w:sz w:val="24"/>
                           </w:rPr>
-                          <w:t xml:space="preserve"> – File Tools.pptx</w:t>
+                          <w:t xml:space="preserve"> – </w:t>
+                        </w:r>
+                        <w:r>
+                          <w:rPr>
+                            <w:color w:val="auto"/>
+                            <w:sz w:val="24"/>
+                          </w:rPr>
+                          <w:t>Finding Files and Commands</w:t>
+                        </w:r>
+                        <w:r>
+                          <w:rPr>
+                            <w:color w:val="auto"/>
+                            <w:sz w:val="24"/>
+                          </w:rPr>
+                          <w:t>.pptx</w:t>
                         </w:r>
                       </w:p>
                       <w:p>
@@ -2370,7 +2478,7 @@
                             <w:color w:val="auto"/>
                             <w:sz w:val="24"/>
                           </w:rPr>
-                          <w:t>Using Basic Regular Expressions</w:t>
+                          <w:t>Using Regular Expressions</w:t>
                         </w:r>
                         <w:r>
                           <w:rPr>
@@ -2394,59 +2502,14 @@
                             <w:color w:val="auto"/>
                             <w:sz w:val="24"/>
                           </w:rPr>
-                          <w:t>QALXESS-2_DG_1</w:t>
+                          <w:t>QALXESS-2_DG_15 – Filesystem Access</w:t>
                         </w:r>
                         <w:r>
                           <w:rPr>
                             <w:color w:val="auto"/>
                             <w:sz w:val="24"/>
                           </w:rPr>
-                          <w:t>5</w:t>
-                        </w:r>
-                        <w:r>
-                          <w:rPr>
-                            <w:color w:val="auto"/>
-                            <w:sz w:val="24"/>
-                          </w:rPr>
-                          <w:t xml:space="preserve"> – Filesystem Access.pptx</w:t>
-                        </w:r>
-                      </w:p>
-                      <w:p>
-                        <w:pPr>
-                          <w:pStyle w:val="Table"/>
-                          <w:cnfStyle w:val="000000000000" w:firstRow="0" w:lastRow="0" w:firstColumn="0" w:lastColumn="0" w:oddVBand="0" w:evenVBand="0" w:oddHBand="0" w:evenHBand="0" w:firstRowFirstColumn="0" w:firstRowLastColumn="0" w:lastRowFirstColumn="0" w:lastRowLastColumn="0"/>
-                          <w:rPr>
-                            <w:color w:val="auto"/>
-                            <w:sz w:val="24"/>
-                          </w:rPr>
-                        </w:pPr>
-                        <w:r>
-                          <w:rPr>
-                            <w:color w:val="auto"/>
-                            <w:sz w:val="24"/>
-                          </w:rPr>
-                          <w:t>QALXESS-2_DG_1</w:t>
-                        </w:r>
-                        <w:r>
-                          <w:rPr>
-                            <w:color w:val="auto"/>
-                            <w:sz w:val="24"/>
-                          </w:rPr>
-                          <w:t>6</w:t>
-                        </w:r>
-                        <w:r>
-                          <w:rPr>
-                            <w:color w:val="auto"/>
-                            <w:sz w:val="24"/>
-                          </w:rPr>
-                          <w:t xml:space="preserve"> – </w:t>
-                        </w:r>
-                        <w:r>
-                          <w:rPr>
-                            <w:color w:val="auto"/>
-                            <w:sz w:val="24"/>
-                          </w:rPr>
-                          <w:t>Working in a Network Environment</w:t>
+                          <w:t xml:space="preserve"> and Permissions</w:t>
                         </w:r>
                         <w:r>
                           <w:rPr>
@@ -2470,35 +2533,7 @@
                             <w:color w:val="auto"/>
                             <w:sz w:val="24"/>
                           </w:rPr>
-                          <w:t>QALXESS-2_DG_1</w:t>
-                        </w:r>
-                        <w:r>
-                          <w:rPr>
-                            <w:color w:val="auto"/>
-                            <w:sz w:val="24"/>
-                          </w:rPr>
-                          <w:t>7</w:t>
-                        </w:r>
-                        <w:r>
-                          <w:rPr>
-                            <w:color w:val="auto"/>
-                            <w:sz w:val="24"/>
-                          </w:rPr>
-                          <w:t xml:space="preserve"> – </w:t>
-                        </w:r>
-                        <w:r>
-                          <w:rPr>
-                            <w:color w:val="auto"/>
-                            <w:sz w:val="24"/>
-                          </w:rPr>
-                          <w:t>X Window System</w:t>
-                        </w:r>
-                        <w:r>
-                          <w:rPr>
-                            <w:color w:val="auto"/>
-                            <w:sz w:val="24"/>
-                          </w:rPr>
-                          <w:t>.pptx</w:t>
+                          <w:t>QALXESS-2_DG_16 – Working in a Network Environment.pptx</w:t>
                         </w:r>
                       </w:p>
                       <w:p>
@@ -2516,35 +2551,38 @@
                             <w:sz w:val="24"/>
                           </w:rPr>
                           <w:lastRenderedPageBreak/>
-                          <w:t>QALXESS-2_DG_1</w:t>
+                          <w:t xml:space="preserve">QALXESS-2_DG_17 – </w:t>
                         </w:r>
                         <w:r>
                           <w:rPr>
                             <w:color w:val="auto"/>
                             <w:sz w:val="24"/>
                           </w:rPr>
-                          <w:t>8</w:t>
+                          <w:t xml:space="preserve">Introduction to the </w:t>
                         </w:r>
                         <w:r>
                           <w:rPr>
                             <w:color w:val="auto"/>
                             <w:sz w:val="24"/>
                           </w:rPr>
-                          <w:t xml:space="preserve"> – </w:t>
+                          <w:t>X Window System.pptx</w:t>
                         </w:r>
-                        <w:r>
+                      </w:p>
+                      <w:p>
+                        <w:pPr>
+                          <w:pStyle w:val="Table"/>
+                          <w:cnfStyle w:val="000000000000" w:firstRow="0" w:lastRow="0" w:firstColumn="0" w:lastColumn="0" w:oddVBand="0" w:evenVBand="0" w:oddHBand="0" w:evenHBand="0" w:firstRowFirstColumn="0" w:firstRowLastColumn="0" w:lastRowFirstColumn="0" w:lastRowLastColumn="0"/>
                           <w:rPr>
                             <w:color w:val="auto"/>
                             <w:sz w:val="24"/>
                           </w:rPr>
-                          <w:t>Writing Shell Scripts</w:t>
-                        </w:r>
+                        </w:pPr>
                         <w:r>
                           <w:rPr>
                             <w:color w:val="auto"/>
                             <w:sz w:val="24"/>
                           </w:rPr>
-                          <w:t>.pptx</w:t>
+                          <w:t>QALXESS-2_DG_18 – Writing Shell Scripts.pptx</w:t>
                         </w:r>
                       </w:p>
                       <w:p>
@@ -2647,35 +2685,7 @@
                             <w:color w:val="auto"/>
                             <w:sz w:val="24"/>
                           </w:rPr>
-                          <w:t>QALXESS-2_DGA_</w:t>
-                        </w:r>
-                        <w:r>
-                          <w:rPr>
-                            <w:color w:val="auto"/>
-                            <w:sz w:val="24"/>
-                          </w:rPr>
-                          <w:t>B</w:t>
-                        </w:r>
-                        <w:r>
-                          <w:rPr>
-                            <w:color w:val="auto"/>
-                            <w:sz w:val="24"/>
-                          </w:rPr>
-                          <w:t xml:space="preserve"> – </w:t>
-                        </w:r>
-                        <w:r>
-                          <w:rPr>
-                            <w:color w:val="auto"/>
-                            <w:sz w:val="24"/>
-                          </w:rPr>
-                          <w:t>Awk</w:t>
-                        </w:r>
-                        <w:r>
-                          <w:rPr>
-                            <w:color w:val="auto"/>
-                            <w:sz w:val="24"/>
-                          </w:rPr>
-                          <w:t>.pptx</w:t>
+                          <w:t>QALXESS-2_DGA_B – Awk.pptx</w:t>
                         </w:r>
                       </w:p>
                       <w:p>
@@ -2713,23 +2723,7 @@
                             <w:color w:val="auto"/>
                             <w:sz w:val="24"/>
                           </w:rPr>
-                          <w:t xml:space="preserve"> – Tools </w:t>
-                        </w:r>
-                        <w:proofErr w:type="gramStart"/>
-                        <w:r>
-                          <w:rPr>
-                            <w:color w:val="auto"/>
-                            <w:sz w:val="24"/>
-                          </w:rPr>
-                          <w:t>By</w:t>
-                        </w:r>
-                        <w:proofErr w:type="gramEnd"/>
-                        <w:r>
-                          <w:rPr>
-                            <w:color w:val="auto"/>
-                            <w:sz w:val="24"/>
-                          </w:rPr>
-                          <w:t xml:space="preserve"> Example.pptx</w:t>
+                          <w:t xml:space="preserve"> – Tools By Example.pptx</w:t>
                         </w:r>
                       </w:p>
                       <w:p>
@@ -3200,23 +3194,13 @@
                         <w:szCs w:val="22"/>
                       </w:rPr>
                     </w:pPr>
-                    <w:proofErr w:type="spellStart"/>
                     <w:r>
                       <w:rPr>
                         <w:color w:val="auto"/>
                         <w:sz w:val="22"/>
                         <w:szCs w:val="22"/>
                       </w:rPr>
-                      <w:t>Color</w:t>
-                    </w:r>
-                    <w:proofErr w:type="spellEnd"/>
-                    <w:r>
-                      <w:rPr>
-                        <w:color w:val="auto"/>
-                        <w:sz w:val="22"/>
-                        <w:szCs w:val="22"/>
-                      </w:rPr>
-                      <w:t>/grayscale</w:t>
+                      <w:t>Color/grayscale</w:t>
                     </w:r>
                     <w:r>
                       <w:rPr>
@@ -3256,7 +3240,6 @@
                       </w:rPr>
                       <w:t xml:space="preserve">The default is grayscale. </w:t>
                     </w:r>
-                    <w:proofErr w:type="spellStart"/>
                     <w:r>
                       <w:rPr>
                         <w:b w:val="0"/>
@@ -3267,20 +3250,7 @@
                         <w:sz w:val="22"/>
                         <w:szCs w:val="22"/>
                       </w:rPr>
-                      <w:t>Color</w:t>
-                    </w:r>
-                    <w:proofErr w:type="spellEnd"/>
-                    <w:r>
-                      <w:rPr>
-                        <w:b w:val="0"/>
-                        <w:bCs w:val="0"/>
-                        <w:i/>
-                        <w:iCs/>
-                        <w:color w:val="auto"/>
-                        <w:sz w:val="22"/>
-                        <w:szCs w:val="22"/>
-                      </w:rPr>
-                      <w:t xml:space="preserve"> printing needs to be agreed in advance due to costs. </w:t>
+                      <w:t xml:space="preserve">Color printing needs to be agreed in advance due to costs. </w:t>
                     </w:r>
                   </w:p>
                 </w:tc>
@@ -3929,19 +3899,7 @@
                           <w:rPr>
                             <w:rStyle w:val="Bulletlist1Char"/>
                           </w:rPr>
-                          <w:t xml:space="preserve">QALXESS-2 Exercise Guide – </w:t>
-                        </w:r>
-                        <w:r>
-                          <w:rPr>
-                            <w:rStyle w:val="Bulletlist1Char"/>
-                          </w:rPr>
-                          <w:t>Ubuntu</w:t>
-                        </w:r>
-                        <w:r>
-                          <w:rPr>
-                            <w:rStyle w:val="Bulletlist1Char"/>
-                          </w:rPr>
-                          <w:t xml:space="preserve"> (Linux System Fundamentals).docx</w:t>
+                          <w:t>QALXESS-2 Exercise Guide – Ubuntu (Linux System Fundamentals).docx</w:t>
                         </w:r>
                       </w:p>
                     </w:sdtContent>
@@ -4324,23 +4282,13 @@
                         <w:szCs w:val="22"/>
                       </w:rPr>
                     </w:pPr>
-                    <w:proofErr w:type="spellStart"/>
                     <w:r>
                       <w:rPr>
                         <w:color w:val="auto"/>
                         <w:sz w:val="22"/>
                         <w:szCs w:val="22"/>
                       </w:rPr>
-                      <w:t>Color</w:t>
-                    </w:r>
-                    <w:proofErr w:type="spellEnd"/>
-                    <w:r>
-                      <w:rPr>
-                        <w:color w:val="auto"/>
-                        <w:sz w:val="22"/>
-                        <w:szCs w:val="22"/>
-                      </w:rPr>
-                      <w:t>/grayscale</w:t>
+                      <w:t>Color/grayscale</w:t>
                     </w:r>
                     <w:r>
                       <w:rPr>
@@ -4378,33 +4326,7 @@
                         <w:sz w:val="22"/>
                         <w:szCs w:val="22"/>
                       </w:rPr>
-                      <w:t xml:space="preserve">The default is grayscale. </w:t>
-                    </w:r>
-                    <w:proofErr w:type="spellStart"/>
-                    <w:r>
-                      <w:rPr>
-                        <w:b w:val="0"/>
-                        <w:bCs w:val="0"/>
-                        <w:i/>
-                        <w:iCs/>
-                        <w:color w:val="auto"/>
-                        <w:sz w:val="22"/>
-                        <w:szCs w:val="22"/>
-                      </w:rPr>
-                      <w:t>Color</w:t>
-                    </w:r>
-                    <w:proofErr w:type="spellEnd"/>
-                    <w:r>
-                      <w:rPr>
-                        <w:b w:val="0"/>
-                        <w:bCs w:val="0"/>
-                        <w:i/>
-                        <w:iCs/>
-                        <w:color w:val="auto"/>
-                        <w:sz w:val="22"/>
-                        <w:szCs w:val="22"/>
-                      </w:rPr>
-                      <w:t xml:space="preserve"> printing needs to be agreed in advance due to costs. </w:t>
+                      <w:t xml:space="preserve">The default is grayscale. Color printing needs to be agreed in advance due to costs. </w:t>
                     </w:r>
                   </w:p>
                 </w:tc>
@@ -9102,29 +9024,7 @@
                 <w:lang w:eastAsia="en-GB"/>
                 <w14:ligatures w14:val="none"/>
               </w:rPr>
-              <w:t xml:space="preserve">Agile </w:t>
-            </w:r>
-            <w:proofErr w:type="spellStart"/>
-            <w:r>
-              <w:rPr>
-                <w:rFonts w:ascii="Figtree" w:eastAsia="Times New Roman" w:hAnsi="Figtree" w:cs="Times New Roman"/>
-                <w:color w:val="0D0D0D"/>
-                <w:kern w:val="0"/>
-                <w:lang w:eastAsia="en-GB"/>
-                <w14:ligatures w14:val="none"/>
-              </w:rPr>
-              <w:t>PgM</w:t>
-            </w:r>
-            <w:proofErr w:type="spellEnd"/>
-            <w:r>
-              <w:rPr>
-                <w:rFonts w:ascii="Figtree" w:eastAsia="Times New Roman" w:hAnsi="Figtree" w:cs="Times New Roman"/>
-                <w:color w:val="0D0D0D"/>
-                <w:kern w:val="0"/>
-                <w:lang w:eastAsia="en-GB"/>
-                <w14:ligatures w14:val="none"/>
-              </w:rPr>
-              <w:t xml:space="preserve"> Agile Programme Management Handbook</w:t>
+              <w:t>Agile PgM Agile Programme Management Handbook</w:t>
             </w:r>
           </w:p>
         </w:tc>
@@ -10019,11 +9919,9 @@
     <w:r>
       <w:fldChar w:fldCharType="separate"/>
     </w:r>
-    <w:proofErr w:type="spellStart"/>
     <w:r>
       <w:t>i</w:t>
     </w:r>
-    <w:proofErr w:type="spellEnd"/>
     <w:r>
       <w:fldChar w:fldCharType="end"/>
     </w:r>
@@ -15636,6 +15534,7 @@
     <w:rsid w:val="00062421"/>
     <w:rsid w:val="000A6813"/>
     <w:rsid w:val="001D135A"/>
+    <w:rsid w:val="001F410F"/>
     <w:rsid w:val="00201E2D"/>
     <w:rsid w:val="002A2AED"/>
     <w:rsid w:val="002D19CE"/>
@@ -15660,7 +15559,9 @@
     <w:rsid w:val="007F6C0B"/>
     <w:rsid w:val="00850F1D"/>
     <w:rsid w:val="008D1F94"/>
+    <w:rsid w:val="00933600"/>
     <w:rsid w:val="00933E7C"/>
+    <w:rsid w:val="00A13515"/>
     <w:rsid w:val="00AA687F"/>
     <w:rsid w:val="00AB01EA"/>
     <w:rsid w:val="00AD28E3"/>
@@ -16386,19 +16287,17 @@
 </file>
 
 <file path=customXml/item1.xml><?xml version="1.0" encoding="utf-8"?>
-<b:Sources xmlns:b="http://schemas.openxmlformats.org/officeDocument/2006/bibliography" xmlns="http://schemas.openxmlformats.org/officeDocument/2006/bibliography" SelectedStyle="\APASixthEditionOfficeOnline.xsl" StyleName="APA" Version="6"/>
+<p:properties xmlns:p="http://schemas.microsoft.com/office/2006/metadata/properties" xmlns:xsi="http://www.w3.org/2001/XMLSchema-instance" xmlns:pc="http://schemas.microsoft.com/office/infopath/2007/PartnerControls">
+  <documentManagement>
+    <lcf76f155ced4ddcb4097134ff3c332f xmlns="35c74202-6262-43ee-80e5-eb97de261190">
+      <Terms xmlns="http://schemas.microsoft.com/office/infopath/2007/PartnerControls"/>
+    </lcf76f155ced4ddcb4097134ff3c332f>
+    <TaxCatchAll xmlns="ae7a5ef5-f60e-4918-a47e-25aad02606cf" xsi:nil="true"/>
+  </documentManagement>
+</p:properties>
 </file>
 
 <file path=customXml/item2.xml><?xml version="1.0" encoding="utf-8"?>
-<?mso-contentType ?>
-<FormTemplates xmlns="http://schemas.microsoft.com/sharepoint/v3/contenttype/forms">
-  <Display>DocumentLibraryForm</Display>
-  <Edit>DocumentLibraryForm</Edit>
-  <New>DocumentLibraryForm</New>
-</FormTemplates>
-</file>
-
-<file path=customXml/item3.xml><?xml version="1.0" encoding="utf-8"?>
 <ct:contentTypeSchema xmlns:ct="http://schemas.microsoft.com/office/2006/metadata/contentType" xmlns:ma="http://schemas.microsoft.com/office/2006/metadata/properties/metaAttributes" ct:_="" ma:_="" ma:contentTypeName="Document" ma:contentTypeID="0x010100A7F2F3132CABD445856BE0F647982EB2" ma:contentTypeVersion="19" ma:contentTypeDescription="Create a new document." ma:contentTypeScope="" ma:versionID="f04380f156f768a07cd48d746c849500">
   <xsd:schema xmlns:xsd="http://www.w3.org/2001/XMLSchema" xmlns:xs="http://www.w3.org/2001/XMLSchema" xmlns:p="http://schemas.microsoft.com/office/2006/metadata/properties" xmlns:ns2="35c74202-6262-43ee-80e5-eb97de261190" xmlns:ns3="ae7a5ef5-f60e-4918-a47e-25aad02606cf" targetNamespace="http://schemas.microsoft.com/office/2006/metadata/properties" ma:root="true" ma:fieldsID="5fa5909d1f6fdfe7531ab46f7826475b" ns2:_="" ns3:_="">
     <xsd:import namespace="35c74202-6262-43ee-80e5-eb97de261190"/>
@@ -16659,34 +16558,31 @@
 </ct:contentTypeSchema>
 </file>
 
+<file path=customXml/item3.xml><?xml version="1.0" encoding="utf-8"?>
+<?mso-contentType ?>
+<FormTemplates xmlns="http://schemas.microsoft.com/sharepoint/v3/contenttype/forms">
+  <Display>DocumentLibraryForm</Display>
+  <Edit>DocumentLibraryForm</Edit>
+  <New>DocumentLibraryForm</New>
+</FormTemplates>
+</file>
+
 <file path=customXml/item4.xml><?xml version="1.0" encoding="utf-8"?>
-<p:properties xmlns:p="http://schemas.microsoft.com/office/2006/metadata/properties" xmlns:xsi="http://www.w3.org/2001/XMLSchema-instance" xmlns:pc="http://schemas.microsoft.com/office/infopath/2007/PartnerControls">
-  <documentManagement>
-    <lcf76f155ced4ddcb4097134ff3c332f xmlns="35c74202-6262-43ee-80e5-eb97de261190">
-      <Terms xmlns="http://schemas.microsoft.com/office/infopath/2007/PartnerControls"/>
-    </lcf76f155ced4ddcb4097134ff3c332f>
-    <TaxCatchAll xmlns="ae7a5ef5-f60e-4918-a47e-25aad02606cf" xsi:nil="true"/>
-  </documentManagement>
-</p:properties>
+<b:Sources xmlns:b="http://schemas.openxmlformats.org/officeDocument/2006/bibliography" xmlns="http://schemas.openxmlformats.org/officeDocument/2006/bibliography" SelectedStyle="\APASixthEditionOfficeOnline.xsl" StyleName="APA" Version="6"/>
 </file>
 
 <file path=customXml/itemProps1.xml><?xml version="1.0" encoding="utf-8"?>
-<ds:datastoreItem xmlns:ds="http://schemas.openxmlformats.org/officeDocument/2006/customXml" ds:itemID="{F5997309-FACA-442A-8A47-89BAD725A418}">
+<ds:datastoreItem xmlns:ds="http://schemas.openxmlformats.org/officeDocument/2006/customXml" ds:itemID="{6367B603-3B12-42EB-A71C-92DF23C6A36D}">
   <ds:schemaRefs>
-    <ds:schemaRef ds:uri="http://schemas.openxmlformats.org/officeDocument/2006/bibliography"/>
+    <ds:schemaRef ds:uri="http://schemas.microsoft.com/office/2006/metadata/properties"/>
+    <ds:schemaRef ds:uri="http://schemas.microsoft.com/office/infopath/2007/PartnerControls"/>
+    <ds:schemaRef ds:uri="35c74202-6262-43ee-80e5-eb97de261190"/>
+    <ds:schemaRef ds:uri="ae7a5ef5-f60e-4918-a47e-25aad02606cf"/>
   </ds:schemaRefs>
 </ds:datastoreItem>
 </file>
 
 <file path=customXml/itemProps2.xml><?xml version="1.0" encoding="utf-8"?>
-<ds:datastoreItem xmlns:ds="http://schemas.openxmlformats.org/officeDocument/2006/customXml" ds:itemID="{1EF956C6-2A7C-438B-ACF2-9A85252697A5}">
-  <ds:schemaRefs>
-    <ds:schemaRef ds:uri="http://schemas.microsoft.com/sharepoint/v3/contenttype/forms"/>
-  </ds:schemaRefs>
-</ds:datastoreItem>
-</file>
-
-<file path=customXml/itemProps3.xml><?xml version="1.0" encoding="utf-8"?>
 <ds:datastoreItem xmlns:ds="http://schemas.openxmlformats.org/officeDocument/2006/customXml" ds:itemID="{00F4261D-029A-47B9-A10E-C08413F70D9B}">
   <ds:schemaRefs>
     <ds:schemaRef ds:uri="http://schemas.microsoft.com/office/2006/metadata/contentType"/>
@@ -16705,13 +16601,18 @@
 </ds:datastoreItem>
 </file>
 
+<file path=customXml/itemProps3.xml><?xml version="1.0" encoding="utf-8"?>
+<ds:datastoreItem xmlns:ds="http://schemas.openxmlformats.org/officeDocument/2006/customXml" ds:itemID="{1EF956C6-2A7C-438B-ACF2-9A85252697A5}">
+  <ds:schemaRefs>
+    <ds:schemaRef ds:uri="http://schemas.microsoft.com/sharepoint/v3/contenttype/forms"/>
+  </ds:schemaRefs>
+</ds:datastoreItem>
+</file>
+
 <file path=customXml/itemProps4.xml><?xml version="1.0" encoding="utf-8"?>
-<ds:datastoreItem xmlns:ds="http://schemas.openxmlformats.org/officeDocument/2006/customXml" ds:itemID="{6367B603-3B12-42EB-A71C-92DF23C6A36D}">
+<ds:datastoreItem xmlns:ds="http://schemas.openxmlformats.org/officeDocument/2006/customXml" ds:itemID="{F5997309-FACA-442A-8A47-89BAD725A418}">
   <ds:schemaRefs>
-    <ds:schemaRef ds:uri="http://schemas.microsoft.com/office/2006/metadata/properties"/>
-    <ds:schemaRef ds:uri="http://schemas.microsoft.com/office/infopath/2007/PartnerControls"/>
-    <ds:schemaRef ds:uri="35c74202-6262-43ee-80e5-eb97de261190"/>
-    <ds:schemaRef ds:uri="ae7a5ef5-f60e-4918-a47e-25aad02606cf"/>
+    <ds:schemaRef ds:uri="http://schemas.openxmlformats.org/officeDocument/2006/bibliography"/>
   </ds:schemaRefs>
 </ds:datastoreItem>
 </file>